--- a/workbooks/Stage_1_Discovery_Workbook.docx
+++ b/workbooks/Stage_1_Discovery_Workbook.docx
@@ -703,7 +703,7 @@
               <w:rPr>
                 <w:sz w:val="16"/>
               </w:rPr>
-              <w:t>Cross-tab of history.escalated × answerable_from_docs × must_not_auto_respond. Which intent classes carry the most escalations.</w:t>
+              <w:t>Cross-tab of history.escalated x answerable_from_docs x must_not_auto_respond. Which intent classes carry the most escalations.</w:t>
             </w:r>
           </w:p>
         </w:tc>
@@ -1285,7 +1285,7 @@
               <w:rPr>
                 <w:sz w:val="16"/>
               </w:rPr>
-              <w:t>Pending Friday retrieval pilot. Interim: content coverage is 100% for the mixed-answerable intents (some tickets in each have docs, some don't). Content isn't missing where retrieval is failing.</w:t>
+              <w:t>Q3 pilot (Sat W1D4): TF-IDF over the 29 articles hits expected_doc_ids in top-3 for 93.6% of 357 answerable tickets. Sofia is confirmed; corpus is more retrievable than expected. Ines's specific example does not defeat TF-IDF at scale.</w:t>
             </w:r>
           </w:p>
         </w:tc>
@@ -1307,7 +1307,7 @@
               <w:rPr>
                 <w:sz w:val="16"/>
               </w:rPr>
-              <w:t>If retrieval hit rate is high on our stack, Sofia is confirmed and the whole thesis holds. If low, we need chunking or embedding decisions before locking the PRD.</w:t>
+              <w:t>Retrieval NFR baseline: 90% top-3 minimum, 93% target. The system's value shifts from retrieval quality to routing + generation + audit — those are what CloudServe doesn't already have.</w:t>
             </w:r>
           </w:p>
         </w:tc>
@@ -1378,7 +1378,7 @@
               <w:rPr>
                 <w:sz w:val="16"/>
               </w:rPr>
-              <w:t>Language_fluency shows NO outcome gap (non-fluent slightly better on FCR/CSAT). [EV-DATA-06] Enterprise is the WORST tier (FCR 37%, median 369 min) — contradicts Ravi. [EV-DATA-08] Latin America has worst CSAT (2.73), Asia-Pacific x non-fluent intersection worst (2.68). [EV-DATA-07] docs_comment channel is 20pp worse on FCR than any other channel. [EV-DATA-09]</w:t>
+              <w:t>Language_fluency shows NO outcome gap (non-fluent slightly better on FCR/CSAT). [EV-DATA-06] Enterprise is the WORST tier (FCR 37%, median 369 min) - contradicts Ravi. [EV-DATA-08] Latin America has worst CSAT (2.73), Asia-Pacific x non_fluent intersection worst (2.68). [EV-DATA-07] docs_comment channel is 20pp worse on FCR than any other channel. [EV-DATA-09]</w:t>
             </w:r>
           </w:p>
         </w:tc>
@@ -1807,30 +1807,69 @@
       <w:tr>
         <w:tc>
           <w:tcPr>
-            <w:tcW w:type="dxa" w:w="3216"/>
-          </w:tcPr>
-          <w:p>
-            <w:r>
+            <w:tcW w:type="dxa" w:w="3168"/>
+            <w:tcBorders>
+              <w:top w:val="single" w:sz="6" w:color="D9D9E0"/>
+              <w:left w:val="single" w:sz="6" w:color="D9D9E0"/>
+              <w:bottom w:val="single" w:sz="6" w:color="D9D9E0"/>
+              <w:right w:val="single" w:sz="6" w:color="D9D9E0"/>
+            </w:tcBorders>
+            <w:shd w:val="clear" w:fill="F4F4F7"/>
+          </w:tcPr>
+          <w:p>
+            <w:pPr>
+              <w:spacing w:before="50" w:after="50"/>
+            </w:pPr>
+            <w:r>
+              <w:rPr>
+                <w:sz w:val="16"/>
+              </w:rPr>
               <w:t>The auto-respond segment already has 70% FCR historically.</w:t>
             </w:r>
           </w:p>
         </w:tc>
         <w:tc>
           <w:tcPr>
-            <w:tcW w:type="dxa" w:w="3216"/>
-          </w:tcPr>
-          <w:p>
-            <w:r>
+            <w:tcW w:type="dxa" w:w="3312"/>
+            <w:tcBorders>
+              <w:top w:val="single" w:sz="6" w:color="D9D9E0"/>
+              <w:left w:val="single" w:sz="6" w:color="D9D9E0"/>
+              <w:bottom w:val="single" w:sz="6" w:color="D9D9E0"/>
+              <w:right w:val="single" w:sz="6" w:color="D9D9E0"/>
+            </w:tcBorders>
+            <w:shd w:val="clear" w:fill="F4F4F7"/>
+          </w:tcPr>
+          <w:p>
+            <w:pPr>
+              <w:spacing w:before="50" w:after="50"/>
+            </w:pPr>
+            <w:r>
+              <w:rPr>
+                <w:sz w:val="16"/>
+              </w:rPr>
               <w:t>For tickets whose correct route is auto-respond, historical FCR is 70.4% (vs 44% overall) and median 40 min (vs 214). The prize isn't a small gain; the segment is already competitive.</w:t>
             </w:r>
           </w:p>
         </w:tc>
         <w:tc>
           <w:tcPr>
-            <w:tcW w:type="dxa" w:w="3216"/>
-          </w:tcPr>
-          <w:p>
-            <w:r>
+            <w:tcW w:type="dxa" w:w="3168"/>
+            <w:tcBorders>
+              <w:top w:val="single" w:sz="6" w:color="D9D9E0"/>
+              <w:left w:val="single" w:sz="6" w:color="D9D9E0"/>
+              <w:bottom w:val="single" w:sz="6" w:color="D9D9E0"/>
+              <w:right w:val="single" w:sz="6" w:color="D9D9E0"/>
+            </w:tcBorders>
+            <w:shd w:val="clear" w:fill="F4F4F7"/>
+          </w:tcPr>
+          <w:p>
+            <w:pPr>
+              <w:spacing w:before="50" w:after="50"/>
+            </w:pPr>
+            <w:r>
+              <w:rPr>
+                <w:sz w:val="16"/>
+              </w:rPr>
               <w:t>Report FCR against this sub-segment separately from the overall figure so the numerator of the improvement is visible.</w:t>
             </w:r>
           </w:p>
@@ -2061,7 +2100,7 @@
               <w:rPr>
                 <w:sz w:val="16"/>
               </w:rPr>
-              <w:t>data/development_tickets.json</w:t>
+              <w:t>data/development_tickets.json  [Computed by: workbooks/discovery_notes_thursday.md analysis]</w:t>
             </w:r>
           </w:p>
         </w:tc>
@@ -2083,7 +2122,7 @@
               <w:rPr>
                 <w:sz w:val="16"/>
               </w:rPr>
-              <w:t>None — pack-stated.</w:t>
+              <w:t>None - pack-stated.</w:t>
             </w:r>
           </w:p>
         </w:tc>
@@ -2154,7 +2193,7 @@
               <w:rPr>
                 <w:sz w:val="16"/>
               </w:rPr>
-              <w:t>channel field, all 500 tickets</w:t>
+              <w:t>channel field, all 500 tickets  [Computed by: workbooks/discovery_notes_thursday.md analysis]</w:t>
             </w:r>
           </w:p>
         </w:tc>
@@ -2177,7 +2216,7 @@
               <w:rPr>
                 <w:sz w:val="16"/>
               </w:rPr>
-              <w:t>docs_comment is 15.6% — significant enough that it deserves its own routing treatment. Forum is the smallest but has the best FCR (51%).</w:t>
+              <w:t>docs_comment is 15.6% - significant enough that it deserves its own routing treatment. Forum is the smallest but has the best FCR (51%).</w:t>
             </w:r>
           </w:p>
         </w:tc>
@@ -2245,7 +2284,7 @@
               <w:rPr>
                 <w:sz w:val="16"/>
               </w:rPr>
-              <w:t>labels.intent</w:t>
+              <w:t>labels.intent  [Computed by: workbooks/discovery_notes_thursday.md analysis]</w:t>
             </w:r>
           </w:p>
         </w:tc>
@@ -2338,7 +2377,7 @@
               <w:rPr>
                 <w:sz w:val="16"/>
               </w:rPr>
-              <w:t>labels.urgency</w:t>
+              <w:t>labels.urgency  [Computed by: workbooks/discovery_notes_thursday.md analysis]</w:t>
             </w:r>
           </w:p>
         </w:tc>
@@ -2429,7 +2468,7 @@
               <w:rPr>
                 <w:sz w:val="16"/>
               </w:rPr>
-              <w:t>history.first_contact_resolution</w:t>
+              <w:t>history.first_contact_resolution  [Computed by: workbooks/discovery_notes_thursday.md analysis]</w:t>
             </w:r>
           </w:p>
         </w:tc>
@@ -2522,7 +2561,7 @@
               <w:rPr>
                 <w:sz w:val="16"/>
               </w:rPr>
-              <w:t>history.csat_rating, mean across 500</w:t>
+              <w:t>history.csat_rating, mean across 500  [Computed by: workbooks/discovery_notes_thursday.md analysis]</w:t>
             </w:r>
           </w:p>
         </w:tc>
@@ -2613,7 +2652,7 @@
               <w:rPr>
                 <w:sz w:val="16"/>
               </w:rPr>
-              <w:t>count of labels.intent, top</w:t>
+              <w:t>count of labels.intent, top  [Computed by: workbooks/discovery_notes_thursday.md analysis]</w:t>
             </w:r>
           </w:p>
         </w:tc>
@@ -2635,7 +2674,7 @@
               <w:rPr>
                 <w:sz w:val="16"/>
               </w:rPr>
-              <w:t>Data-adjacent intents dominate the top of the distribution — matches the Ines observation that data-shaped questions are heavy.</w:t>
+              <w:t>Data-adjacent intents dominate the top of the distribution - matches the Ines observation that data-shaped questions are heavy.</w:t>
             </w:r>
           </w:p>
         </w:tc>
@@ -2706,7 +2745,7 @@
               <w:rPr>
                 <w:sz w:val="16"/>
               </w:rPr>
-              <w:t>labels.answerable_from_docs</w:t>
+              <w:t>labels.answerable_from_docs  [Computed by: workbooks/discovery_notes_thursday.md analysis]</w:t>
             </w:r>
           </w:p>
         </w:tc>
@@ -2797,7 +2836,7 @@
               <w:rPr>
                 <w:sz w:val="16"/>
               </w:rPr>
-              <w:t>language_fluency segment stats</w:t>
+              <w:t>language_fluency segment stats  [Computed by: workbooks/discovery_notes_thursday.md analysis]</w:t>
             </w:r>
           </w:p>
         </w:tc>
@@ -2890,7 +2929,7 @@
               <w:rPr>
                 <w:sz w:val="16"/>
               </w:rPr>
-              <w:t>customer_tier segment stats</w:t>
+              <w:t>customer_tier segment stats  [Computed by: workbooks/discovery_notes_thursday.md analysis]</w:t>
             </w:r>
           </w:p>
         </w:tc>
@@ -2981,7 +3020,7 @@
               <w:rPr>
                 <w:sz w:val="16"/>
               </w:rPr>
-              <w:t>history.repeat_contact</w:t>
+              <w:t>history.repeat_contact  [Computed by: workbooks/discovery_notes_thursday.md analysis]</w:t>
             </w:r>
           </w:p>
         </w:tc>
@@ -3074,7 +3113,7 @@
               <w:rPr>
                 <w:sz w:val="16"/>
               </w:rPr>
-              <w:t>labels.must_not_auto_respond</w:t>
+              <w:t>labels.must_not_auto_respond  [Computed by: workbooks/discovery_notes_thursday.md analysis]</w:t>
             </w:r>
           </w:p>
         </w:tc>
@@ -3165,7 +3204,7 @@
               <w:rPr>
                 <w:sz w:val="16"/>
               </w:rPr>
-              <w:t>received_at day-of-week</w:t>
+              <w:t>received_at day-of-week  [Computed by: workbooks/discovery_notes_thursday.md analysis]</w:t>
             </w:r>
           </w:p>
         </w:tc>
@@ -3195,40 +3234,88 @@
       <w:tr>
         <w:tc>
           <w:tcPr>
-            <w:tcW w:type="dxa" w:w="2412"/>
-          </w:tcPr>
-          <w:p>
-            <w:r>
+            <w:tcW w:type="dxa" w:w="2880"/>
+            <w:tcBorders>
+              <w:top w:val="single" w:sz="6" w:color="D9D9E0"/>
+              <w:left w:val="single" w:sz="6" w:color="D9D9E0"/>
+              <w:bottom w:val="single" w:sz="6" w:color="D9D9E0"/>
+              <w:right w:val="single" w:sz="6" w:color="D9D9E0"/>
+            </w:tcBorders>
+          </w:tcPr>
+          <w:p>
+            <w:pPr>
+              <w:spacing w:before="50" w:after="50"/>
+            </w:pPr>
+            <w:r>
+              <w:rPr>
+                <w:sz w:val="16"/>
+              </w:rPr>
               <w:t>Body length distribution</w:t>
             </w:r>
           </w:p>
         </w:tc>
         <w:tc>
           <w:tcPr>
-            <w:tcW w:type="dxa" w:w="2412"/>
-          </w:tcPr>
-          <w:p>
-            <w:r>
+            <w:tcW w:type="dxa" w:w="1440"/>
+            <w:tcBorders>
+              <w:top w:val="single" w:sz="6" w:color="D9D9E0"/>
+              <w:left w:val="single" w:sz="6" w:color="D9D9E0"/>
+              <w:bottom w:val="single" w:sz="6" w:color="D9D9E0"/>
+              <w:right w:val="single" w:sz="6" w:color="D9D9E0"/>
+            </w:tcBorders>
+          </w:tcPr>
+          <w:p>
+            <w:pPr>
+              <w:spacing w:before="50" w:after="50"/>
+            </w:pPr>
+            <w:r>
+              <w:rPr>
+                <w:sz w:val="16"/>
+              </w:rPr>
               <w:t>28 to 245 characters. Median 141. Chat channel has 100% empty subject (155/155).</w:t>
             </w:r>
           </w:p>
         </w:tc>
         <w:tc>
           <w:tcPr>
-            <w:tcW w:type="dxa" w:w="2412"/>
-          </w:tcPr>
-          <w:p>
-            <w:r>
-              <w:t>body and subject fields</w:t>
-            </w:r>
-          </w:p>
-        </w:tc>
-        <w:tc>
-          <w:tcPr>
-            <w:tcW w:type="dxa" w:w="2412"/>
-          </w:tcPr>
-          <w:p>
-            <w:r>
+            <w:tcW w:type="dxa" w:w="2592"/>
+            <w:tcBorders>
+              <w:top w:val="single" w:sz="6" w:color="D9D9E0"/>
+              <w:left w:val="single" w:sz="6" w:color="D9D9E0"/>
+              <w:bottom w:val="single" w:sz="6" w:color="D9D9E0"/>
+              <w:right w:val="single" w:sz="6" w:color="D9D9E0"/>
+            </w:tcBorders>
+          </w:tcPr>
+          <w:p>
+            <w:pPr>
+              <w:spacing w:before="50" w:after="50"/>
+            </w:pPr>
+            <w:r>
+              <w:rPr>
+                <w:sz w:val="16"/>
+              </w:rPr>
+              <w:t>body and subject fields  [Computed by: workbooks/discovery_notes_thursday.md analysis]</w:t>
+            </w:r>
+          </w:p>
+        </w:tc>
+        <w:tc>
+          <w:tcPr>
+            <w:tcW w:type="dxa" w:w="2736"/>
+            <w:tcBorders>
+              <w:top w:val="single" w:sz="6" w:color="D9D9E0"/>
+              <w:left w:val="single" w:sz="6" w:color="D9D9E0"/>
+              <w:bottom w:val="single" w:sz="6" w:color="D9D9E0"/>
+              <w:right w:val="single" w:sz="6" w:color="D9D9E0"/>
+            </w:tcBorders>
+          </w:tcPr>
+          <w:p>
+            <w:pPr>
+              <w:spacing w:before="50" w:after="50"/>
+            </w:pPr>
+            <w:r>
+              <w:rPr>
+                <w:sz w:val="16"/>
+              </w:rPr>
               <w:t>Short tickets throughout. Ingest must accept empty subject on chat.</w:t>
             </w:r>
           </w:p>
@@ -3582,7 +3669,7 @@
               <w:rPr>
                 <w:sz w:val="16"/>
               </w:rPr>
-              <w:t>history.escalated × Marcus's cost multiplier</w:t>
+              <w:t>history.escalated x Marcus's cost multiplier  [ASSUMPTION: 4x multiplier is Marcus's EV-M1 estimate; whole ordering shifts if wrong.]</w:t>
             </w:r>
           </w:p>
         </w:tc>
@@ -3811,7 +3898,7 @@
               <w:rPr>
                 <w:sz w:val="16"/>
               </w:rPr>
-              <w:t>history.resolution_time × escalation</w:t>
+              <w:t>history.resolution_time x escalation</w:t>
             </w:r>
           </w:p>
         </w:tc>
@@ -5624,7 +5711,7 @@
               <w:rPr>
                 <w:sz w:val="16"/>
               </w:rPr>
-              <w:t>Mean 2.97/5. Worst intersections: LatAm × fluent (2.64), APAC × non_fluent (2.68).</w:t>
+              <w:t>Mean 2.97/5. Worst intersections: LatAm x fluent (2.64), APAC x non_fluent (2.68).</w:t>
             </w:r>
           </w:p>
         </w:tc>
@@ -5646,7 +5733,7 @@
               <w:rPr>
                 <w:sz w:val="16"/>
               </w:rPr>
-              <w:t>≥ 3.5/5 overall; no segment more than 15pp below the best.</w:t>
+              <w:t>&gt;= 3.5/5 overall; no segment more than 15pp below the best.</w:t>
             </w:r>
           </w:p>
         </w:tc>
@@ -7560,7 +7647,7 @@
               <w:rPr>
                 <w:sz w:val="16"/>
               </w:rPr>
-              <w:t>Medium — grounding failures are common in generation.</w:t>
+              <w:t>Medium - grounding failures are common in generation.</w:t>
             </w:r>
           </w:p>
         </w:tc>
@@ -7582,7 +7669,7 @@
               <w:rPr>
                 <w:sz w:val="16"/>
               </w:rPr>
-              <w:t>High — Marcus's #1 fear. Screenshot goes public within the hour.</w:t>
+              <w:t>High - Marcus's #1 fear. Screenshot goes public within the hour.</w:t>
             </w:r>
           </w:p>
         </w:tc>
@@ -7626,7 +7713,7 @@
               <w:rPr>
                 <w:sz w:val="16"/>
               </w:rPr>
-              <w:t>Grounding guardrail that BLOCKS any factual claim not supported by the retrieved passages. Calibrated confidence threshold set from data. Citation binding enforced after generation.</w:t>
+              <w:t>Grounding guardrail that BLOCKS any factual claim not supported by the retrieved passages. Calibrated confidence threshold set from data. Citation binding enforced after generation.  [Trace: EV-M3 (Marcus: rather nothing than wrong); pack Governance Framework R-01]</w:t>
             </w:r>
           </w:p>
         </w:tc>
@@ -7674,7 +7761,7 @@
               <w:rPr>
                 <w:sz w:val="16"/>
               </w:rPr>
-              <w:t>Low — no PII present in the dataset, but the model could hallucinate one.</w:t>
+              <w:t>Low - no PII present in the dataset, but the model could hallucinate one.</w:t>
             </w:r>
           </w:p>
         </w:tc>
@@ -7697,7 +7784,7 @@
               <w:rPr>
                 <w:sz w:val="16"/>
               </w:rPr>
-              <w:t>Very high — regulatory + reputational.</w:t>
+              <w:t>Very high - regulatory + reputational.</w:t>
             </w:r>
           </w:p>
         </w:tc>
@@ -7743,7 +7830,7 @@
               <w:rPr>
                 <w:sz w:val="16"/>
               </w:rPr>
-              <w:t>PII guardrail that BLOCKS emails, API-key patterns, account numbers, other customers' names. Cross-checked against the retrieved sources, not just regex.</w:t>
+              <w:t>PII guardrail that BLOCKS emails, API-key patterns, account numbers, other customers' names. Cross-checked against the retrieved sources, not just regex.  [Trace: EV-M5 (compliance review); pack Governance Framework R-02]</w:t>
             </w:r>
           </w:p>
         </w:tc>
@@ -7789,7 +7876,7 @@
               <w:rPr>
                 <w:sz w:val="16"/>
               </w:rPr>
-              <w:t>High — enterprise and Latin America segments already do (baseline), and retrieval methods have known weaknesses on non-fluent English phrasing.</w:t>
+              <w:t>High - enterprise and Latin America segments already do (baseline), and retrieval methods have known weaknesses on non-fluent English phrasing.</w:t>
             </w:r>
           </w:p>
         </w:tc>
@@ -7811,7 +7898,7 @@
               <w:rPr>
                 <w:sz w:val="16"/>
               </w:rPr>
-              <w:t>Medium — commercial risk (renewals) plus fairness reporting.</w:t>
+              <w:t>Medium - commercial risk (renewals) plus fairness reporting.</w:t>
             </w:r>
           </w:p>
         </w:tc>
@@ -7855,7 +7942,7 @@
               <w:rPr>
                 <w:sz w:val="16"/>
               </w:rPr>
-              <w:t>Fairness NFR: no segment more than 15pp below the best on FCR or CSAT proxy. Retrieval quality tested per segment; if a segment fails, query rewriting or alternative embeddings before shipping.</w:t>
+              <w:t>Fairness NFR: no segment more than 15pp below the best on FCR or CSAT proxy. Retrieval quality tested per segment; if a segment fails, query rewriting or alternative embeddings before shipping.  [Trace: EV-S4, EV-R1, EV-M4; EV-DATA-06/07/08/09 fairness segments]</w:t>
             </w:r>
           </w:p>
         </w:tc>
@@ -7903,7 +7990,7 @@
               <w:rPr>
                 <w:sz w:val="16"/>
               </w:rPr>
-              <w:t>Medium — expected over a compliance-review horizon.</w:t>
+              <w:t>Medium - expected over a compliance-review horizon.</w:t>
             </w:r>
           </w:p>
         </w:tc>
@@ -7926,7 +8013,7 @@
               <w:rPr>
                 <w:sz w:val="16"/>
               </w:rPr>
-              <w:t>Medium — wrong-but-cited is worse than uncited-and-unknown.</w:t>
+              <w:t>Medium - wrong-but-cited is worse than uncited-and-unknown.</w:t>
             </w:r>
           </w:p>
         </w:tc>
@@ -7972,7 +8059,7 @@
               <w:rPr>
                 <w:sz w:val="16"/>
               </w:rPr>
-              <w:t>last_reviewed_days_ago field surfaced in the citation. Drift monitor that flags articles unretrieved for &gt; N days. Manual review trigger.</w:t>
+              <w:t>last_reviewed_days_ago field surfaced in the citation. Drift monitor that flags articles unretrieved for &gt; N days. Manual review trigger.  [Trace: EV-I1 (Ines maintains rotation-reviewed KB); EV-D2 (private snippets drift 2+ years)]</w:t>
             </w:r>
           </w:p>
         </w:tc>
@@ -8018,7 +8105,7 @@
               <w:rPr>
                 <w:sz w:val="16"/>
               </w:rPr>
-              <w:t>High — free tier throttles routinely; grading window unknown.</w:t>
+              <w:t>High - free tier throttles routinely; grading window unknown.</w:t>
             </w:r>
           </w:p>
         </w:tc>
@@ -8040,7 +8127,7 @@
               <w:rPr>
                 <w:sz w:val="16"/>
               </w:rPr>
-              <w:t>Medium — every failed request is a delayed ticket, not a wrong one, if we degrade gracefully.</w:t>
+              <w:t>Medium - every failed request is a delayed ticket, not a wrong one, if we degrade gracefully.</w:t>
             </w:r>
           </w:p>
         </w:tc>
@@ -8084,7 +8171,7 @@
               <w:rPr>
                 <w:sz w:val="16"/>
               </w:rPr>
-              <w:t>A11 degrade-gracefully: retry with exponential backoff, cache last-known-good, fall back to 'we're investigating' escalation with retrieved docs attached. Never crash.</w:t>
+              <w:t>A11 degrade-gracefully: retry with exponential backoff, cache last-known-good, fall back to 'we're investigating' escalation with retrieved docs attached. Never crash.  [Trace: Pack constraint A11 (graceful degradation)]</w:t>
             </w:r>
           </w:p>
         </w:tc>
@@ -8132,7 +8219,7 @@
               <w:rPr>
                 <w:sz w:val="16"/>
               </w:rPr>
-              <w:t>Medium — 80 tickets × N model calls is the pinch point.</w:t>
+              <w:t>Medium - 80 tickets x N model calls is the pinch point.</w:t>
             </w:r>
           </w:p>
         </w:tc>
@@ -8155,7 +8242,7 @@
               <w:rPr>
                 <w:sz w:val="16"/>
               </w:rPr>
-              <w:t>Medium — cannot complete the gate run.</w:t>
+              <w:t>Medium - cannot complete the gate run.</w:t>
             </w:r>
           </w:p>
         </w:tc>
@@ -8201,7 +8288,7 @@
               <w:rPr>
                 <w:sz w:val="16"/>
               </w:rPr>
-              <w:t>Cache model responses during development. Backoff + queue. Limit N calls per ticket via the D-06 ADR.</w:t>
+              <w:t>Cache model responses during development. Backoff + queue. Limit N calls per ticket via the D-06 ADR.  [Trace: Pack cost-nothing rule; not evidence-derived]</w:t>
             </w:r>
           </w:p>
         </w:tc>
@@ -8247,7 +8334,7 @@
               <w:rPr>
                 <w:sz w:val="16"/>
               </w:rPr>
-              <w:t>Low — if we log correctly.</w:t>
+              <w:t>Low - if we log correctly.</w:t>
             </w:r>
           </w:p>
         </w:tc>
@@ -8269,7 +8356,7 @@
               <w:rPr>
                 <w:sz w:val="16"/>
               </w:rPr>
-              <w:t>Very high — is a governance-tier gate failure.</w:t>
+              <w:t>Very high - is a governance-tier gate failure.</w:t>
             </w:r>
           </w:p>
         </w:tc>
@@ -8313,7 +8400,7 @@
               <w:rPr>
                 <w:sz w:val="16"/>
               </w:rPr>
-              <w:t>Persistent decision log with the pack-mandated schema (prompt_version, requirement_ids, sources_used, threshold_applied). Reconciliation report at run-end.</w:t>
+              <w:t>Persistent decision log with the pack-mandated schema (prompt_version, requirement_ids, sources_used, threshold_applied). Reconciliation report at run-end.  [Trace: EV-M5 (autumn compliance review)]</w:t>
             </w:r>
           </w:p>
         </w:tc>
@@ -8361,7 +8448,7 @@
               <w:rPr>
                 <w:sz w:val="16"/>
               </w:rPr>
-              <w:t>High — they already tried the docs; if we serve them the same passage, we haven't helped.</w:t>
+              <w:t>High - they already tried the docs; if we serve them the same passage, we haven't helped.</w:t>
             </w:r>
           </w:p>
         </w:tc>
@@ -8384,7 +8471,7 @@
               <w:rPr>
                 <w:sz w:val="16"/>
               </w:rPr>
-              <w:t>Medium — bad customer experience on the highest-repeat channel.</w:t>
+              <w:t>Medium - bad customer experience on the highest-repeat channel.</w:t>
             </w:r>
           </w:p>
         </w:tc>
@@ -8430,7 +8517,7 @@
               <w:rPr>
                 <w:sz w:val="16"/>
               </w:rPr>
-              <w:t>Route docs_comment tickets through a distinct path that acknowledges the prior attempt. Elevate answers with contextual explanation, or route to a human. Detected via the channel field at ingest.</w:t>
+              <w:t>Route docs_comment tickets through a distinct path that acknowledges the prior attempt. Elevate answers with contextual explanation, or route to a human. Detected via the channel field at ingest.  [Trace: EV-DATA-09 (docs_comment channel worst); EV-R1 (Ravi's self-search-then-give-up pattern)]</w:t>
             </w:r>
           </w:p>
         </w:tc>
@@ -9075,7 +9162,7 @@
               <w:rPr>
                 <w:sz w:val="18"/>
               </w:rPr>
-              <w:t>CloudServe's support team receives roughly 500 tickets a week across four channels. About seven in ten of these have an answer that already exists in the company's twenty-nine reviewed knowledge-base articles, yet only 44% of tickets are resolved on the first contact. The gap is not a shortage of answers but a failure of retrieval. Agents cannot find their own articles in the internal search and rebuild answers from personal notes, and customers, one in six of whom starts by searching the documentation and gives up, wait an average of eight hours for a response that reproduces material already in front of them. When tickets do reach a second-tier engineer, they arrive as forwarded threads with no summary and no attached documentation, which turns roughly 38% of escalations into avoidable ones and returns the same question to the customer a second time. The system to build is not a chatbot; it is a retrieval-first assistant that drafts cited answers where confidence permits, hands drafts and retrieved passages to tier one where confidence is borderline, enriches tier-two escalations with the documentation and the tier-one agent's uncertainty flag, and always escalates the four categories where an automated answer is not the right move: compliance, security incidents, feature requests, and unclear requests. Success is measured in first-contact resolution rising from 44% toward 60%+, median time to first reply dropping from 214 minutes toward under 60, repeat-contact rate dropping from 22% toward under 15%, and every automated decision reconstructable from a persistent log the autumn compliance review can trace back to the model version, prompt version, cited sources, and threshold applied.</w:t>
+              <w:t>CloudServe's support team receives roughly 500 tickets a week across four channels. About seven in ten of these have an answer that already exists in the company's twenty-nine reviewed knowledge-base articles, yet only 44% of tickets are resolved on the first contact. The gap is not a shortage of answers but a failure of retrieval. Agents cannot find their own articles in the internal search and rebuild answers from personal notes, and customers, one in six of whom starts by searching the documentation and gives up, wait an average of eight hours for a response that reproduces material already in front of them. When tickets do reach a second-tier engineer, they arrive as forwarded threads with no summary and no attached documentation, which turns roughly 38% of escalations into avoidable ones and returns the same question to the customer a second time. The system to build (working name: CloudServe Draft) is not a chatbot. It is a retrieval-first assistant that: drafts a cited answer for tickets whose expected route is auto-respond and where calibrated confidence exceeds a threshold set from data; hands drafts and retrieved passages to tier one when confidence is borderline; enriches tier-two escalations with retrieved documentation and the tier-one uncertainty flag; and always escalates the four categories where automation is not appropriate (compliance requests, security incidents, feature requests, unclear requests), regardless of confidence. The Q3 retrieval pilot (TF-IDF hit@3 = 93.6% on 357 answerable tickets) shows the corpus is retrievable with sparse methods; the system's value therefore lies in the routing, drafting, guardrail and audit-log layer sitting above retrieval, not in retrieval itself.</w:t>
             </w:r>
           </w:p>
         </w:tc>
